--- a/conteudo-assistente/Contratos.docx
+++ b/conteudo-assistente/Contratos.docx
@@ -41,7 +41,7 @@
           <w:pgNumType w:start="1"/>
         </w:sectPr>
       </w:pPr>
-      <w:bookmarkStart w:colFirst="0" w:colLast="0" w:name="_y2of2vrloola" w:id="0"/>
+      <w:bookmarkStart w:colFirst="0" w:colLast="0" w:name="_uyibnhgzev2b" w:id="0"/>
       <w:bookmarkEnd w:id="0"/>
       <w:r>
         <w:rPr>

--- a/conteudo-assistente/Contratos.docx
+++ b/conteudo-assistente/Contratos.docx
@@ -41,7 +41,7 @@
           <w:pgNumType w:start="1"/>
         </w:sectPr>
       </w:pPr>
-      <w:bookmarkStart w:colFirst="0" w:colLast="0" w:name="_uyibnhgzev2b" w:id="0"/>
+      <w:bookmarkStart w:colFirst="0" w:colLast="0" w:name="_5k4q62cp8gyo" w:id="0"/>
       <w:bookmarkEnd w:id="0"/>
       <w:r>
         <w:rPr>
@@ -60,7 +60,7 @@
           <w:vertAlign w:val="baseline"/>
           <w:rtl w:val="0"/>
         </w:rPr>
-        <w:t xml:space="preserve">Contratos</w:t>
+        <w:t xml:space="preserve">Descrições</w:t>
       </w:r>
       <w:r>
         <w:rPr>
